--- a/pr7.2/Файлы/Тест-кейсы ПР 17 часть 2.docx
+++ b/pr7.2/Файлы/Тест-кейсы ПР 17 часть 2.docx
@@ -599,8 +599,6 @@
           <w:szCs w:val="10"/>
         </w:rPr>
       </w:pPr>
-      <w:bookmarkStart w:id="0" w:name="_GoBack"/>
-      <w:bookmarkEnd w:id="0"/>
       <w:proofErr w:type="spellStart"/>
       <w:r>
         <w:rPr>
@@ -1559,8 +1557,19 @@
                 <w:szCs w:val="18"/>
                 <w:lang w:val="ru-RU" w:eastAsia="en-AU"/>
               </w:rPr>
-              <w:t>-</w:t>
-            </w:r>
+              <w:t xml:space="preserve">В поле для ответа появляется текст: </w:t>
+            </w:r>
+            <w:proofErr w:type="spellStart"/>
+            <w:r>
+              <w:rPr>
+                <w:rFonts w:ascii="Microsoft YaHei" w:eastAsia="Microsoft YaHei" w:hAnsi="Microsoft YaHei" w:cs="Arial"/>
+                <w:sz w:val="18"/>
+                <w:szCs w:val="18"/>
+                <w:lang w:val="ru-RU" w:eastAsia="en-AU"/>
+              </w:rPr>
+              <w:t>сткджф</w:t>
+            </w:r>
+            <w:proofErr w:type="spellEnd"/>
           </w:p>
         </w:tc>
       </w:tr>
@@ -1631,17 +1640,17 @@
                 <w:rFonts w:ascii="Microsoft YaHei" w:eastAsia="Microsoft YaHei" w:hAnsi="Microsoft YaHei" w:cs="Arial"/>
                 <w:sz w:val="18"/>
                 <w:szCs w:val="18"/>
-                <w:lang w:val="ru-RU" w:eastAsia="en-AU"/>
-              </w:rPr>
-            </w:pPr>
-            <w:r>
-              <w:rPr>
-                <w:rFonts w:ascii="Microsoft YaHei" w:eastAsia="Microsoft YaHei" w:hAnsi="Microsoft YaHei" w:cs="Arial"/>
-                <w:sz w:val="18"/>
-                <w:szCs w:val="18"/>
-                <w:lang w:val="ru-RU" w:eastAsia="en-AU"/>
-              </w:rPr>
-              <w:t>-</w:t>
+                <w:lang w:val="en-US" w:eastAsia="en-AU"/>
+              </w:rPr>
+            </w:pPr>
+            <w:r>
+              <w:rPr>
+                <w:rFonts w:ascii="Microsoft YaHei" w:eastAsia="Microsoft YaHei" w:hAnsi="Microsoft YaHei" w:cs="Arial"/>
+                <w:sz w:val="18"/>
+                <w:szCs w:val="18"/>
+                <w:lang w:val="en-US" w:eastAsia="en-AU"/>
+              </w:rPr>
+              <w:t>Pass</w:t>
             </w:r>
           </w:p>
         </w:tc>
@@ -2909,13 +2918,24 @@
             </w:pPr>
             <w:r>
               <w:rPr>
-                <w:rFonts w:ascii="Microsoft YaHei" w:eastAsia="Microsoft YaHei" w:hAnsi="Microsoft YaHei" w:cs="Arial"/>
-                <w:sz w:val="18"/>
-                <w:szCs w:val="18"/>
-                <w:lang w:val="ru-RU" w:eastAsia="en-AU"/>
-              </w:rPr>
-              <w:t>-</w:t>
-            </w:r>
+                <w:rFonts w:ascii="Microsoft YaHei" w:eastAsia="Microsoft YaHei" w:hAnsi="Microsoft YaHei"/>
+                <w:sz w:val="18"/>
+                <w:szCs w:val="18"/>
+                <w:lang w:val="ru-RU"/>
+              </w:rPr>
+              <w:t xml:space="preserve">В поле для ответа появляется текст: </w:t>
+            </w:r>
+            <w:proofErr w:type="spellStart"/>
+            <w:r>
+              <w:rPr>
+                <w:rFonts w:ascii="Microsoft YaHei" w:eastAsia="Microsoft YaHei" w:hAnsi="Microsoft YaHei"/>
+                <w:sz w:val="18"/>
+                <w:szCs w:val="18"/>
+                <w:lang w:val="ru-RU"/>
+              </w:rPr>
+              <w:t>jgnnq</w:t>
+            </w:r>
+            <w:proofErr w:type="spellEnd"/>
           </w:p>
         </w:tc>
       </w:tr>
@@ -2985,17 +3005,17 @@
                 <w:rFonts w:ascii="Microsoft YaHei" w:eastAsia="Microsoft YaHei" w:hAnsi="Microsoft YaHei" w:cs="Arial"/>
                 <w:sz w:val="18"/>
                 <w:szCs w:val="18"/>
-                <w:lang w:val="ru-RU" w:eastAsia="en-AU"/>
-              </w:rPr>
-            </w:pPr>
-            <w:r>
-              <w:rPr>
-                <w:rFonts w:ascii="Microsoft YaHei" w:eastAsia="Microsoft YaHei" w:hAnsi="Microsoft YaHei" w:cs="Arial"/>
-                <w:sz w:val="18"/>
-                <w:szCs w:val="18"/>
-                <w:lang w:val="ru-RU" w:eastAsia="en-AU"/>
-              </w:rPr>
-              <w:t>-</w:t>
+                <w:lang w:val="en-US" w:eastAsia="en-AU"/>
+              </w:rPr>
+            </w:pPr>
+            <w:r>
+              <w:rPr>
+                <w:rFonts w:ascii="Microsoft YaHei" w:eastAsia="Microsoft YaHei" w:hAnsi="Microsoft YaHei" w:cs="Arial"/>
+                <w:sz w:val="18"/>
+                <w:szCs w:val="18"/>
+                <w:lang w:val="en-US" w:eastAsia="en-AU"/>
+              </w:rPr>
+              <w:t>Pass</w:t>
             </w:r>
           </w:p>
         </w:tc>
@@ -4252,7 +4272,7 @@
                 <w:rFonts w:ascii="Microsoft YaHei" w:eastAsia="Microsoft YaHei" w:hAnsi="Microsoft YaHei" w:cs="Arial"/>
                 <w:sz w:val="18"/>
                 <w:szCs w:val="18"/>
-                <w:lang w:val="en-AU" w:eastAsia="en-AU"/>
+                <w:lang w:val="ru-RU" w:eastAsia="en-AU"/>
               </w:rPr>
             </w:pPr>
             <w:r>
@@ -4260,8 +4280,9 @@
                 <w:rFonts w:ascii="Microsoft YaHei" w:eastAsia="Microsoft YaHei" w:hAnsi="Microsoft YaHei"/>
                 <w:sz w:val="18"/>
                 <w:szCs w:val="18"/>
-              </w:rPr>
-              <w:t>-</w:t>
+                <w:lang w:val="ru-RU"/>
+              </w:rPr>
+              <w:t>В поле для ответа появляется текст: сыр</w:t>
             </w:r>
           </w:p>
         </w:tc>
@@ -4341,7 +4362,7 @@
                 <w:sz w:val="18"/>
                 <w:szCs w:val="18"/>
               </w:rPr>
-              <w:t>-</w:t>
+              <w:t>Pass</w:t>
             </w:r>
           </w:p>
         </w:tc>
@@ -4762,7 +4783,7 @@
                 <w:lang w:val="en-AU" w:eastAsia="en-AU"/>
               </w:rPr>
             </w:pPr>
-            <w:bookmarkStart w:id="1" w:name="_Hlk228885505"/>
+            <w:bookmarkStart w:id="0" w:name="_Hlk228885505"/>
             <w:proofErr w:type="spellStart"/>
             <w:r>
               <w:rPr>
@@ -5611,7 +5632,7 @@
                 <w:rFonts w:ascii="Microsoft YaHei" w:eastAsia="Microsoft YaHei" w:hAnsi="Microsoft YaHei" w:cs="Arial"/>
                 <w:sz w:val="18"/>
                 <w:szCs w:val="18"/>
-                <w:lang w:val="en-AU" w:eastAsia="en-AU"/>
+                <w:lang w:val="ru-RU" w:eastAsia="en-AU"/>
               </w:rPr>
             </w:pPr>
             <w:r>
@@ -5619,8 +5640,17 @@
                 <w:rFonts w:ascii="Microsoft YaHei" w:eastAsia="Microsoft YaHei" w:hAnsi="Microsoft YaHei"/>
                 <w:sz w:val="18"/>
                 <w:szCs w:val="18"/>
-              </w:rPr>
-              <w:t>-</w:t>
+                <w:lang w:val="ru-RU"/>
+              </w:rPr>
+              <w:t xml:space="preserve">В поле для ответа появляется текст: </w:t>
+            </w:r>
+            <w:r>
+              <w:rPr>
+                <w:rFonts w:ascii="Microsoft YaHei" w:eastAsia="Microsoft YaHei" w:hAnsi="Microsoft YaHei"/>
+                <w:sz w:val="18"/>
+                <w:szCs w:val="18"/>
+              </w:rPr>
+              <w:t>cat</w:t>
             </w:r>
           </w:p>
         </w:tc>
@@ -5700,7 +5730,7 @@
                 <w:sz w:val="18"/>
                 <w:szCs w:val="18"/>
               </w:rPr>
-              <w:t>-</w:t>
+              <w:t>Pass</w:t>
             </w:r>
           </w:p>
         </w:tc>
@@ -6024,7 +6054,7 @@
           </w:p>
         </w:tc>
       </w:tr>
-      <w:bookmarkEnd w:id="1"/>
+      <w:bookmarkEnd w:id="0"/>
     </w:tbl>
     <w:p>
       <w:pPr>
@@ -7059,7 +7089,7 @@
                 <w:rFonts w:ascii="Microsoft YaHei" w:eastAsia="Microsoft YaHei" w:hAnsi="Microsoft YaHei" w:cs="Arial"/>
                 <w:sz w:val="18"/>
                 <w:szCs w:val="18"/>
-                <w:lang w:val="en-AU" w:eastAsia="en-AU"/>
+                <w:lang w:val="ru-RU" w:eastAsia="en-AU"/>
               </w:rPr>
             </w:pPr>
             <w:r>
@@ -7067,8 +7097,18 @@
                 <w:rFonts w:ascii="Microsoft YaHei" w:eastAsia="Microsoft YaHei" w:hAnsi="Microsoft YaHei"/>
                 <w:sz w:val="18"/>
                 <w:szCs w:val="18"/>
-              </w:rPr>
-              <w:t>-</w:t>
+                <w:lang w:val="ru-RU"/>
+              </w:rPr>
+              <w:t>В поле для ответа появляется текст:</w:t>
+            </w:r>
+            <w:r>
+              <w:rPr>
+                <w:rFonts w:ascii="Microsoft YaHei" w:eastAsia="Microsoft YaHei" w:hAnsi="Microsoft YaHei"/>
+                <w:sz w:val="18"/>
+                <w:szCs w:val="18"/>
+                <w:lang w:val="ru-RU"/>
+              </w:rPr>
+              <w:t xml:space="preserve"> сыр</w:t>
             </w:r>
           </w:p>
         </w:tc>
@@ -7102,7 +7142,7 @@
                 <w:color w:val="FFFFFF"/>
                 <w:sz w:val="18"/>
                 <w:szCs w:val="18"/>
-                <w:lang w:val="en-AU" w:eastAsia="en-AU"/>
+                <w:lang w:val="en-US" w:eastAsia="en-AU"/>
               </w:rPr>
             </w:pPr>
             <w:proofErr w:type="spellStart"/>
@@ -7139,7 +7179,7 @@
                 <w:rFonts w:ascii="Microsoft YaHei" w:eastAsia="Microsoft YaHei" w:hAnsi="Microsoft YaHei" w:cs="Arial"/>
                 <w:sz w:val="18"/>
                 <w:szCs w:val="18"/>
-                <w:lang w:val="en-AU" w:eastAsia="en-AU"/>
+                <w:lang w:val="ru-RU" w:eastAsia="en-AU"/>
               </w:rPr>
             </w:pPr>
             <w:r>
@@ -7148,7 +7188,7 @@
                 <w:sz w:val="18"/>
                 <w:szCs w:val="18"/>
               </w:rPr>
-              <w:t>-</w:t>
+              <w:t>Pass</w:t>
             </w:r>
           </w:p>
         </w:tc>
@@ -8509,7 +8549,7 @@
                 <w:rFonts w:ascii="Microsoft YaHei" w:eastAsia="Microsoft YaHei" w:hAnsi="Microsoft YaHei" w:cs="Arial"/>
                 <w:sz w:val="18"/>
                 <w:szCs w:val="18"/>
-                <w:lang w:val="en-AU" w:eastAsia="en-AU"/>
+                <w:lang w:val="ru-RU" w:eastAsia="en-AU"/>
               </w:rPr>
             </w:pPr>
             <w:r>
@@ -8517,8 +8557,17 @@
                 <w:rFonts w:ascii="Microsoft YaHei" w:eastAsia="Microsoft YaHei" w:hAnsi="Microsoft YaHei"/>
                 <w:sz w:val="18"/>
                 <w:szCs w:val="18"/>
-              </w:rPr>
-              <w:t>-</w:t>
+                <w:lang w:val="ru-RU"/>
+              </w:rPr>
+              <w:t xml:space="preserve">В поле для ответа появляется текст: </w:t>
+            </w:r>
+            <w:r>
+              <w:rPr>
+                <w:rFonts w:ascii="Microsoft YaHei" w:eastAsia="Microsoft YaHei" w:hAnsi="Microsoft YaHei"/>
+                <w:sz w:val="18"/>
+                <w:szCs w:val="18"/>
+              </w:rPr>
+              <w:t>cat</w:t>
             </w:r>
           </w:p>
         </w:tc>
@@ -8589,7 +8638,7 @@
                 <w:rFonts w:ascii="Microsoft YaHei" w:eastAsia="Microsoft YaHei" w:hAnsi="Microsoft YaHei" w:cs="Arial"/>
                 <w:sz w:val="18"/>
                 <w:szCs w:val="18"/>
-                <w:lang w:val="en-AU" w:eastAsia="en-AU"/>
+                <w:lang w:val="en-US" w:eastAsia="en-AU"/>
               </w:rPr>
             </w:pPr>
             <w:r>
@@ -8597,8 +8646,9 @@
                 <w:rFonts w:ascii="Microsoft YaHei" w:eastAsia="Microsoft YaHei" w:hAnsi="Microsoft YaHei"/>
                 <w:sz w:val="18"/>
                 <w:szCs w:val="18"/>
-              </w:rPr>
-              <w:t>-</w:t>
+                <w:lang w:val="en-US"/>
+              </w:rPr>
+              <w:t>Pass</w:t>
             </w:r>
           </w:p>
         </w:tc>
@@ -8941,7 +8991,7 @@
           <w:szCs w:val="18"/>
         </w:rPr>
       </w:pPr>
-      <w:bookmarkStart w:id="2" w:name="_Hlk228886352"/>
+      <w:bookmarkStart w:id="1" w:name="_Hlk228886352"/>
       <w:proofErr w:type="spellStart"/>
       <w:r>
         <w:rPr>
@@ -9030,7 +9080,7 @@
             <w:shd w:val="clear" w:color="000000" w:fill="2F75B5"/>
             <w:vAlign w:val="center"/>
           </w:tcPr>
-          <w:bookmarkEnd w:id="2"/>
+          <w:bookmarkEnd w:id="1"/>
           <w:p>
             <w:pPr>
               <w:spacing w:after="0" w:line="240" w:lineRule="auto"/>
@@ -10012,7 +10062,7 @@
                 <w:rFonts w:ascii="Microsoft YaHei" w:eastAsia="Microsoft YaHei" w:hAnsi="Microsoft YaHei" w:cs="Arial"/>
                 <w:sz w:val="18"/>
                 <w:szCs w:val="18"/>
-                <w:lang w:val="en-AU" w:eastAsia="en-AU"/>
+                <w:lang w:val="ru-RU" w:eastAsia="en-AU"/>
               </w:rPr>
             </w:pPr>
             <w:r>
@@ -10020,9 +10070,32 @@
                 <w:rFonts w:ascii="Microsoft YaHei" w:eastAsia="Microsoft YaHei" w:hAnsi="Microsoft YaHei"/>
                 <w:sz w:val="18"/>
                 <w:szCs w:val="18"/>
-              </w:rPr>
-              <w:t>-</w:t>
-            </w:r>
+                <w:lang w:val="ru-RU"/>
+              </w:rPr>
+              <w:t xml:space="preserve">В поле для ответа появляется текст: </w:t>
+            </w:r>
+            <w:proofErr w:type="spellStart"/>
+            <w:r>
+              <w:rPr>
+                <w:rFonts w:ascii="Microsoft YaHei" w:eastAsia="Microsoft YaHei" w:hAnsi="Microsoft YaHei"/>
+                <w:sz w:val="18"/>
+                <w:szCs w:val="18"/>
+                <w:lang w:val="ru-RU"/>
+              </w:rPr>
+              <w:t>ть</w:t>
+            </w:r>
+            <w:proofErr w:type="gramStart"/>
+            <w:r>
+              <w:rPr>
+                <w:rFonts w:ascii="Microsoft YaHei" w:eastAsia="Microsoft YaHei" w:hAnsi="Microsoft YaHei"/>
+                <w:sz w:val="18"/>
+                <w:szCs w:val="18"/>
+                <w:lang w:val="ru-RU"/>
+              </w:rPr>
+              <w:t>.с</w:t>
+            </w:r>
+            <w:proofErr w:type="spellEnd"/>
+            <w:proofErr w:type="gramEnd"/>
           </w:p>
         </w:tc>
       </w:tr>
@@ -10101,7 +10174,7 @@
                 <w:sz w:val="18"/>
                 <w:szCs w:val="18"/>
               </w:rPr>
-              <w:t>-</w:t>
+              <w:t>Pass</w:t>
             </w:r>
           </w:p>
         </w:tc>
@@ -11227,7 +11300,7 @@
                 <w:rFonts w:ascii="Microsoft YaHei" w:eastAsia="Microsoft YaHei" w:hAnsi="Microsoft YaHei" w:cs="Arial"/>
                 <w:sz w:val="18"/>
                 <w:szCs w:val="18"/>
-                <w:lang w:val="ru-RU" w:eastAsia="en-AU"/>
+                <w:lang w:val="en-US" w:eastAsia="en-AU"/>
               </w:rPr>
             </w:pPr>
             <w:r>
@@ -11246,7 +11319,16 @@
                 <w:szCs w:val="18"/>
                 <w:lang w:val="ru-RU" w:eastAsia="en-AU"/>
               </w:rPr>
-              <w:t>26</w:t>
+              <w:t>2</w:t>
+            </w:r>
+            <w:r>
+              <w:rPr>
+                <w:rFonts w:ascii="Microsoft YaHei" w:eastAsia="Microsoft YaHei" w:hAnsi="Microsoft YaHei" w:cs="Arial"/>
+                <w:sz w:val="18"/>
+                <w:szCs w:val="18"/>
+                <w:lang w:val="en-US" w:eastAsia="en-AU"/>
+              </w:rPr>
+              <w:t>7</w:t>
             </w:r>
           </w:p>
         </w:tc>
@@ -11451,7 +11533,7 @@
                 <w:rFonts w:ascii="Microsoft YaHei" w:eastAsia="Microsoft YaHei" w:hAnsi="Microsoft YaHei" w:cs="Arial"/>
                 <w:sz w:val="18"/>
                 <w:szCs w:val="18"/>
-                <w:lang w:val="en-AU" w:eastAsia="en-AU"/>
+                <w:lang w:val="ru-RU" w:eastAsia="en-AU"/>
               </w:rPr>
             </w:pPr>
             <w:r>
@@ -11459,8 +11541,38 @@
                 <w:rFonts w:ascii="Microsoft YaHei" w:eastAsia="Microsoft YaHei" w:hAnsi="Microsoft YaHei"/>
                 <w:sz w:val="18"/>
                 <w:szCs w:val="18"/>
-              </w:rPr>
-              <w:t>-</w:t>
+                <w:lang w:val="ru-RU"/>
+              </w:rPr>
+              <w:t xml:space="preserve">В поле для ответа появляется текст: </w:t>
+            </w:r>
+            <w:proofErr w:type="spellStart"/>
+            <w:r>
+              <w:rPr>
+                <w:rFonts w:ascii="Microsoft YaHei" w:eastAsia="Microsoft YaHei" w:hAnsi="Microsoft YaHei"/>
+                <w:sz w:val="18"/>
+                <w:szCs w:val="18"/>
+                <w:lang w:val="en-US"/>
+              </w:rPr>
+              <w:t>db</w:t>
+            </w:r>
+            <w:proofErr w:type="spellEnd"/>
+            <w:r>
+              <w:rPr>
+                <w:rFonts w:ascii="Microsoft YaHei" w:eastAsia="Microsoft YaHei" w:hAnsi="Microsoft YaHei"/>
+                <w:sz w:val="18"/>
+                <w:szCs w:val="18"/>
+                <w:lang w:val="ru-RU"/>
+              </w:rPr>
+              <w:t>.</w:t>
+            </w:r>
+            <w:r>
+              <w:rPr>
+                <w:rFonts w:ascii="Microsoft YaHei" w:eastAsia="Microsoft YaHei" w:hAnsi="Microsoft YaHei"/>
+                <w:sz w:val="18"/>
+                <w:szCs w:val="18"/>
+                <w:lang w:val="en-US"/>
+              </w:rPr>
+              <w:t>u</w:t>
             </w:r>
           </w:p>
         </w:tc>
@@ -11540,7 +11652,7 @@
                 <w:sz w:val="18"/>
                 <w:szCs w:val="18"/>
               </w:rPr>
-              <w:t>-</w:t>
+              <w:t>Pass</w:t>
             </w:r>
           </w:p>
         </w:tc>
@@ -12897,7 +13009,7 @@
                 <w:szCs w:val="18"/>
                 <w:lang w:val="ru-RU" w:eastAsia="en-AU"/>
               </w:rPr>
-              <w:t>-</w:t>
+              <w:t>В поле для ответа появляется текст: привет</w:t>
             </w:r>
           </w:p>
         </w:tc>
@@ -12977,9 +13089,9 @@
                 <w:rFonts w:ascii="Microsoft YaHei" w:eastAsia="Microsoft YaHei" w:hAnsi="Microsoft YaHei" w:cs="Arial"/>
                 <w:sz w:val="18"/>
                 <w:szCs w:val="18"/>
-                <w:lang w:val="ru-RU" w:eastAsia="en-AU"/>
-              </w:rPr>
-              <w:t>-</w:t>
+                <w:lang w:val="en-US" w:eastAsia="en-AU"/>
+              </w:rPr>
+              <w:t>Pass</w:t>
             </w:r>
           </w:p>
         </w:tc>
@@ -14291,12 +14403,20 @@
             </w:pPr>
             <w:r>
               <w:rPr>
-                <w:rFonts w:ascii="Microsoft YaHei" w:eastAsia="Microsoft YaHei" w:hAnsi="Microsoft YaHei" w:cs="Arial"/>
-                <w:sz w:val="18"/>
-                <w:szCs w:val="18"/>
-                <w:lang w:val="ru-RU" w:eastAsia="en-AU"/>
-              </w:rPr>
-              <w:t>-</w:t>
+                <w:rFonts w:ascii="Microsoft YaHei" w:eastAsia="Microsoft YaHei" w:hAnsi="Microsoft YaHei"/>
+                <w:sz w:val="18"/>
+                <w:szCs w:val="18"/>
+                <w:lang w:val="ru-RU"/>
+              </w:rPr>
+              <w:t xml:space="preserve">В поле для ответа появляется текст: </w:t>
+            </w:r>
+            <w:r>
+              <w:rPr>
+                <w:rFonts w:ascii="Microsoft YaHei" w:eastAsia="Microsoft YaHei" w:hAnsi="Microsoft YaHei"/>
+                <w:sz w:val="18"/>
+                <w:szCs w:val="18"/>
+              </w:rPr>
+              <w:t>hello</w:t>
             </w:r>
           </w:p>
         </w:tc>
@@ -14367,17 +14487,17 @@
                 <w:rFonts w:ascii="Microsoft YaHei" w:eastAsia="Microsoft YaHei" w:hAnsi="Microsoft YaHei" w:cs="Arial"/>
                 <w:sz w:val="18"/>
                 <w:szCs w:val="18"/>
-                <w:lang w:val="ru-RU" w:eastAsia="en-AU"/>
-              </w:rPr>
-            </w:pPr>
-            <w:r>
-              <w:rPr>
-                <w:rFonts w:ascii="Microsoft YaHei" w:eastAsia="Microsoft YaHei" w:hAnsi="Microsoft YaHei" w:cs="Arial"/>
-                <w:sz w:val="18"/>
-                <w:szCs w:val="18"/>
-                <w:lang w:val="ru-RU" w:eastAsia="en-AU"/>
-              </w:rPr>
-              <w:t>-</w:t>
+                <w:lang w:val="en-US" w:eastAsia="en-AU"/>
+              </w:rPr>
+            </w:pPr>
+            <w:r>
+              <w:rPr>
+                <w:rFonts w:ascii="Microsoft YaHei" w:eastAsia="Microsoft YaHei" w:hAnsi="Microsoft YaHei" w:cs="Arial"/>
+                <w:sz w:val="18"/>
+                <w:szCs w:val="18"/>
+                <w:lang w:val="en-US" w:eastAsia="en-AU"/>
+              </w:rPr>
+              <w:t>Pass</w:t>
             </w:r>
           </w:p>
         </w:tc>
@@ -15699,7 +15819,7 @@
                 <w:rFonts w:ascii="Microsoft YaHei" w:eastAsia="Microsoft YaHei" w:hAnsi="Microsoft YaHei" w:cs="Arial"/>
                 <w:sz w:val="18"/>
                 <w:szCs w:val="18"/>
-                <w:lang w:val="en-AU" w:eastAsia="en-AU"/>
+                <w:lang w:val="ru-RU" w:eastAsia="en-AU"/>
               </w:rPr>
             </w:pPr>
             <w:r>
@@ -15707,8 +15827,9 @@
                 <w:rFonts w:ascii="Microsoft YaHei" w:eastAsia="Microsoft YaHei" w:hAnsi="Microsoft YaHei"/>
                 <w:sz w:val="18"/>
                 <w:szCs w:val="18"/>
-              </w:rPr>
-              <w:t>-</w:t>
+                <w:lang w:val="ru-RU"/>
+              </w:rPr>
+              <w:t>В поле для ответа появляется текст: сыр</w:t>
             </w:r>
           </w:p>
         </w:tc>
@@ -15788,7 +15909,7 @@
                 <w:sz w:val="18"/>
                 <w:szCs w:val="18"/>
               </w:rPr>
-              <w:t>-</w:t>
+              <w:t>Pass</w:t>
             </w:r>
           </w:p>
         </w:tc>
@@ -17093,7 +17214,7 @@
                 <w:rFonts w:ascii="Microsoft YaHei" w:eastAsia="Microsoft YaHei" w:hAnsi="Microsoft YaHei" w:cs="Arial"/>
                 <w:sz w:val="18"/>
                 <w:szCs w:val="18"/>
-                <w:lang w:val="en-AU" w:eastAsia="en-AU"/>
+                <w:lang w:val="ru-RU" w:eastAsia="en-AU"/>
               </w:rPr>
             </w:pPr>
             <w:r>
@@ -17101,8 +17222,17 @@
                 <w:rFonts w:ascii="Microsoft YaHei" w:eastAsia="Microsoft YaHei" w:hAnsi="Microsoft YaHei"/>
                 <w:sz w:val="18"/>
                 <w:szCs w:val="18"/>
-              </w:rPr>
-              <w:t>-</w:t>
+                <w:lang w:val="ru-RU"/>
+              </w:rPr>
+              <w:t xml:space="preserve">В поле для ответа появляется текст: </w:t>
+            </w:r>
+            <w:r>
+              <w:rPr>
+                <w:rFonts w:ascii="Microsoft YaHei" w:eastAsia="Microsoft YaHei" w:hAnsi="Microsoft YaHei"/>
+                <w:sz w:val="18"/>
+                <w:szCs w:val="18"/>
+              </w:rPr>
+              <w:t>cat</w:t>
             </w:r>
           </w:p>
         </w:tc>
@@ -17182,7 +17312,7 @@
                 <w:sz w:val="18"/>
                 <w:szCs w:val="18"/>
               </w:rPr>
-              <w:t>-</w:t>
+              <w:t>Pass</w:t>
             </w:r>
           </w:p>
         </w:tc>
@@ -18562,7 +18692,7 @@
                 <w:rFonts w:ascii="Microsoft YaHei" w:eastAsia="Microsoft YaHei" w:hAnsi="Microsoft YaHei" w:cs="Arial"/>
                 <w:sz w:val="18"/>
                 <w:szCs w:val="18"/>
-                <w:lang w:val="en-AU" w:eastAsia="en-AU"/>
+                <w:lang w:val="ru-RU" w:eastAsia="en-AU"/>
               </w:rPr>
             </w:pPr>
             <w:r>
@@ -18570,8 +18700,18 @@
                 <w:rFonts w:ascii="Microsoft YaHei" w:eastAsia="Microsoft YaHei" w:hAnsi="Microsoft YaHei"/>
                 <w:sz w:val="18"/>
                 <w:szCs w:val="18"/>
-              </w:rPr>
-              <w:t>-</w:t>
+                <w:lang w:val="ru-RU"/>
+              </w:rPr>
+              <w:t>В поле для ответа появляется текст:</w:t>
+            </w:r>
+            <w:r>
+              <w:rPr>
+                <w:rFonts w:ascii="Microsoft YaHei" w:eastAsia="Microsoft YaHei" w:hAnsi="Microsoft YaHei"/>
+                <w:sz w:val="18"/>
+                <w:szCs w:val="18"/>
+                <w:lang w:val="ru-RU"/>
+              </w:rPr>
+              <w:t xml:space="preserve"> сыр</w:t>
             </w:r>
           </w:p>
         </w:tc>
@@ -18651,7 +18791,7 @@
                 <w:sz w:val="18"/>
                 <w:szCs w:val="18"/>
               </w:rPr>
-              <w:t>-</w:t>
+              <w:t>Pass</w:t>
             </w:r>
           </w:p>
         </w:tc>
@@ -20056,7 +20196,7 @@
                 <w:rFonts w:ascii="Microsoft YaHei" w:eastAsia="Microsoft YaHei" w:hAnsi="Microsoft YaHei" w:cs="Arial"/>
                 <w:sz w:val="18"/>
                 <w:szCs w:val="18"/>
-                <w:lang w:val="en-AU" w:eastAsia="en-AU"/>
+                <w:lang w:val="ru-RU" w:eastAsia="en-AU"/>
               </w:rPr>
             </w:pPr>
             <w:r>
@@ -20064,8 +20204,17 @@
                 <w:rFonts w:ascii="Microsoft YaHei" w:eastAsia="Microsoft YaHei" w:hAnsi="Microsoft YaHei"/>
                 <w:sz w:val="18"/>
                 <w:szCs w:val="18"/>
-              </w:rPr>
-              <w:t>-</w:t>
+                <w:lang w:val="ru-RU"/>
+              </w:rPr>
+              <w:t xml:space="preserve">В поле для ответа появляется текст: </w:t>
+            </w:r>
+            <w:r>
+              <w:rPr>
+                <w:rFonts w:ascii="Microsoft YaHei" w:eastAsia="Microsoft YaHei" w:hAnsi="Microsoft YaHei"/>
+                <w:sz w:val="18"/>
+                <w:szCs w:val="18"/>
+              </w:rPr>
+              <w:t>cat</w:t>
             </w:r>
           </w:p>
         </w:tc>
@@ -20145,7 +20294,7 @@
                 <w:sz w:val="18"/>
                 <w:szCs w:val="18"/>
               </w:rPr>
-              <w:t>-</w:t>
+              <w:t>Pass</w:t>
             </w:r>
           </w:p>
         </w:tc>
@@ -21463,7 +21612,7 @@
                 <w:rFonts w:ascii="Microsoft YaHei" w:eastAsia="Microsoft YaHei" w:hAnsi="Microsoft YaHei" w:cs="Arial"/>
                 <w:sz w:val="18"/>
                 <w:szCs w:val="18"/>
-                <w:lang w:val="en-US" w:eastAsia="en-AU"/>
+                <w:lang w:val="ru-RU" w:eastAsia="en-AU"/>
               </w:rPr>
             </w:pPr>
             <w:r>
@@ -21578,7 +21727,7 @@
                 <w:rFonts w:ascii="Microsoft YaHei" w:eastAsia="Microsoft YaHei" w:hAnsi="Microsoft YaHei" w:cs="Arial"/>
                 <w:sz w:val="18"/>
                 <w:szCs w:val="18"/>
-                <w:lang w:val="en-AU" w:eastAsia="en-AU"/>
+                <w:lang w:val="ru-RU" w:eastAsia="en-AU"/>
               </w:rPr>
             </w:pPr>
             <w:r>
@@ -21586,9 +21735,32 @@
                 <w:rFonts w:ascii="Microsoft YaHei" w:eastAsia="Microsoft YaHei" w:hAnsi="Microsoft YaHei"/>
                 <w:sz w:val="18"/>
                 <w:szCs w:val="18"/>
-              </w:rPr>
-              <w:t>-</w:t>
-            </w:r>
+                <w:lang w:val="ru-RU"/>
+              </w:rPr>
+              <w:t xml:space="preserve">В поле для ответа появляется текст: </w:t>
+            </w:r>
+            <w:proofErr w:type="spellStart"/>
+            <w:r>
+              <w:rPr>
+                <w:rFonts w:ascii="Microsoft YaHei" w:eastAsia="Microsoft YaHei" w:hAnsi="Microsoft YaHei" w:cs="Arial"/>
+                <w:sz w:val="18"/>
+                <w:szCs w:val="18"/>
+                <w:lang w:val="ru-RU" w:eastAsia="en-AU"/>
+              </w:rPr>
+              <w:t>сы</w:t>
+            </w:r>
+            <w:proofErr w:type="gramStart"/>
+            <w:r>
+              <w:rPr>
+                <w:rFonts w:ascii="Microsoft YaHei" w:eastAsia="Microsoft YaHei" w:hAnsi="Microsoft YaHei" w:cs="Arial"/>
+                <w:sz w:val="18"/>
+                <w:szCs w:val="18"/>
+                <w:lang w:val="ru-RU" w:eastAsia="en-AU"/>
+              </w:rPr>
+              <w:t>.р</w:t>
+            </w:r>
+            <w:proofErr w:type="spellEnd"/>
+            <w:proofErr w:type="gramEnd"/>
           </w:p>
         </w:tc>
       </w:tr>
@@ -21667,7 +21839,7 @@
                 <w:sz w:val="18"/>
                 <w:szCs w:val="18"/>
               </w:rPr>
-              <w:t>-</w:t>
+              <w:t>Pass</w:t>
             </w:r>
           </w:p>
         </w:tc>
@@ -22840,7 +23012,7 @@
                 <w:rFonts w:ascii="Microsoft YaHei" w:eastAsia="Microsoft YaHei" w:hAnsi="Microsoft YaHei" w:cs="Arial"/>
                 <w:sz w:val="18"/>
                 <w:szCs w:val="18"/>
-                <w:lang w:val="ru-RU" w:eastAsia="en-AU"/>
+                <w:lang w:val="en-US" w:eastAsia="en-AU"/>
               </w:rPr>
             </w:pPr>
             <w:r>
@@ -22859,7 +23031,16 @@
                 <w:szCs w:val="18"/>
                 <w:lang w:val="ru-RU" w:eastAsia="en-AU"/>
               </w:rPr>
-              <w:t>26</w:t>
+              <w:t>2</w:t>
+            </w:r>
+            <w:r>
+              <w:rPr>
+                <w:rFonts w:ascii="Microsoft YaHei" w:eastAsia="Microsoft YaHei" w:hAnsi="Microsoft YaHei" w:cs="Arial"/>
+                <w:sz w:val="18"/>
+                <w:szCs w:val="18"/>
+                <w:lang w:val="en-US" w:eastAsia="en-AU"/>
+              </w:rPr>
+              <w:t>7</w:t>
             </w:r>
           </w:p>
         </w:tc>
@@ -23062,7 +23243,7 @@
                 <w:rFonts w:ascii="Microsoft YaHei" w:eastAsia="Microsoft YaHei" w:hAnsi="Microsoft YaHei" w:cs="Arial"/>
                 <w:sz w:val="18"/>
                 <w:szCs w:val="18"/>
-                <w:lang w:val="en-AU" w:eastAsia="en-AU"/>
+                <w:lang w:val="ru-RU" w:eastAsia="en-AU"/>
               </w:rPr>
             </w:pPr>
             <w:r>
@@ -23070,8 +23251,36 @@
                 <w:rFonts w:ascii="Microsoft YaHei" w:eastAsia="Microsoft YaHei" w:hAnsi="Microsoft YaHei"/>
                 <w:sz w:val="18"/>
                 <w:szCs w:val="18"/>
-              </w:rPr>
-              <w:t>-</w:t>
+                <w:lang w:val="ru-RU"/>
+              </w:rPr>
+              <w:t xml:space="preserve">В поле для ответа появляется текст: </w:t>
+            </w:r>
+            <w:r>
+              <w:rPr>
+                <w:rFonts w:ascii="Microsoft YaHei" w:eastAsia="Microsoft YaHei" w:hAnsi="Microsoft YaHei" w:cs="Arial"/>
+                <w:sz w:val="18"/>
+                <w:szCs w:val="18"/>
+                <w:lang w:val="en-AU" w:eastAsia="en-AU"/>
+              </w:rPr>
+              <w:t>ca</w:t>
+            </w:r>
+            <w:r>
+              <w:rPr>
+                <w:rFonts w:ascii="Microsoft YaHei" w:eastAsia="Microsoft YaHei" w:hAnsi="Microsoft YaHei" w:cs="Arial"/>
+                <w:sz w:val="18"/>
+                <w:szCs w:val="18"/>
+                <w:lang w:val="ru-RU" w:eastAsia="en-AU"/>
+              </w:rPr>
+              <w:t>.</w:t>
+            </w:r>
+            <w:r>
+              <w:rPr>
+                <w:rFonts w:ascii="Microsoft YaHei" w:eastAsia="Microsoft YaHei" w:hAnsi="Microsoft YaHei" w:cs="Arial"/>
+                <w:sz w:val="18"/>
+                <w:szCs w:val="18"/>
+                <w:lang w:val="en-AU" w:eastAsia="en-AU"/>
+              </w:rPr>
+              <w:t>t</w:t>
             </w:r>
           </w:p>
         </w:tc>
@@ -23151,8 +23360,10 @@
                 <w:sz w:val="18"/>
                 <w:szCs w:val="18"/>
               </w:rPr>
-              <w:t>-</w:t>
-            </w:r>
+              <w:t>Pass</w:t>
+            </w:r>
+            <w:bookmarkStart w:id="2" w:name="_GoBack"/>
+            <w:bookmarkEnd w:id="2"/>
           </w:p>
         </w:tc>
       </w:tr>
